--- a/forms/nyusha/amuse_kanbu/05_マイナンバー提供のお願い.docx
+++ b/forms/nyusha/amuse_kanbu/05_マイナンバー提供のお願い.docx
@@ -4,6 +4,7 @@
   <w:body>
     <w:p>
       <w:pPr>
+        <w:spacing w:before="20" w:after="20"/>
         <w:jc w:val="center"/>
         <w:rPr>
           <w:rFonts w:hint="eastAsia"/>
@@ -31,14 +32,7 @@
     </w:p>
     <w:p>
       <w:pPr>
-        <w:rPr>
-          <w:rFonts w:hint="eastAsia"/>
-          <w:lang w:val="en-US" w:eastAsia="ja-JP"/>
-        </w:rPr>
-      </w:pPr>
-    </w:p>
-    <w:p>
-      <w:pPr>
+        <w:spacing w:before="20" w:after="20"/>
         <w:rPr>
           <w:rFonts w:hint="eastAsia"/>
           <w:lang w:val="en-US" w:eastAsia="ja-JP"/>
@@ -54,6 +48,7 @@
     </w:p>
     <w:p>
       <w:pPr>
+        <w:spacing w:before="20" w:after="20"/>
         <w:rPr>
           <w:rFonts w:hint="eastAsia"/>
           <w:lang w:val="en-US" w:eastAsia="ja-JP"/>
@@ -69,6 +64,7 @@
     </w:p>
     <w:p>
       <w:pPr>
+        <w:spacing w:before="20" w:after="20"/>
         <w:rPr>
           <w:rFonts w:hint="eastAsia"/>
           <w:lang w:val="en-US" w:eastAsia="ja-JP"/>
@@ -84,6 +80,7 @@
     </w:p>
     <w:p>
       <w:pPr>
+        <w:spacing w:before="20" w:after="20"/>
         <w:rPr>
           <w:rFonts w:hint="eastAsia"/>
           <w:lang w:val="en-US" w:eastAsia="ja-JP"/>
@@ -99,14 +96,7 @@
     </w:p>
     <w:p>
       <w:pPr>
-        <w:rPr>
-          <w:rFonts w:hint="eastAsia"/>
-          <w:lang w:val="en-US" w:eastAsia="ja-JP"/>
-        </w:rPr>
-      </w:pPr>
-    </w:p>
-    <w:p>
-      <w:pPr>
+        <w:spacing w:before="20" w:after="20"/>
         <w:rPr>
           <w:rFonts w:hint="eastAsia"/>
           <w:lang w:val="en-US" w:eastAsia="ja-JP"/>
@@ -122,14 +112,7 @@
     </w:p>
     <w:p>
       <w:pPr>
-        <w:rPr>
-          <w:rFonts w:hint="eastAsia"/>
-          <w:lang w:val="en-US" w:eastAsia="ja-JP"/>
-        </w:rPr>
-      </w:pPr>
-    </w:p>
-    <w:p>
-      <w:pPr>
+        <w:spacing w:before="20" w:after="20"/>
         <w:rPr>
           <w:rFonts w:hint="eastAsia"/>
           <w:lang w:val="en-US" w:eastAsia="ja-JP"/>
@@ -145,6 +128,7 @@
     </w:p>
     <w:p>
       <w:pPr>
+        <w:spacing w:before="20" w:after="20"/>
         <w:rPr>
           <w:rFonts w:hint="eastAsia"/>
           <w:lang w:val="en-US" w:eastAsia="ja-JP"/>
@@ -160,6 +144,7 @@
     </w:p>
     <w:p>
       <w:pPr>
+        <w:spacing w:before="20" w:after="20"/>
         <w:rPr>
           <w:rFonts w:hint="eastAsia"/>
           <w:lang w:val="en-US" w:eastAsia="ja-JP"/>
@@ -172,14 +157,6 @@
         </w:rPr>
         <w:t>　所得税、消費税、固定資産税（償却資産）の税務書類作成事務</w:t>
       </w:r>
-    </w:p>
-    <w:p>
-      <w:pPr>
-        <w:rPr>
-          <w:rFonts w:hint="eastAsia"/>
-          <w:lang w:val="en-US" w:eastAsia="ja-JP"/>
-        </w:rPr>
-      </w:pPr>
     </w:p>
     <w:tbl>
       <w:tblPr>
@@ -238,7 +215,7 @@
           </w:tblCellMar>
         </w:tblPrEx>
         <w:trPr>
-          <w:trHeight w:val="702" w:hRule="atLeast"/>
+          <w:trHeight w:val="482" w:hRule="exact"/>
         </w:trPr>
         <w:tc>
           <w:tcPr>
@@ -347,7 +324,7 @@
           </w:tblCellMar>
         </w:tblPrEx>
         <w:trPr>
-          <w:trHeight w:val="702" w:hRule="atLeast"/>
+          <w:trHeight w:val="482" w:hRule="exact"/>
         </w:trPr>
         <w:tc>
           <w:tcPr>
@@ -589,7 +566,7 @@
           </w:tblCellMar>
         </w:tblPrEx>
         <w:trPr>
-          <w:trHeight w:val="702" w:hRule="atLeast"/>
+          <w:trHeight w:val="482" w:hRule="exact"/>
         </w:trPr>
         <w:tc>
           <w:tcPr>
@@ -831,7 +808,7 @@
           </w:tblCellMar>
         </w:tblPrEx>
         <w:trPr>
-          <w:trHeight w:val="702" w:hRule="atLeast"/>
+          <w:trHeight w:val="482" w:hRule="exact"/>
         </w:trPr>
         <w:tc>
           <w:tcPr>
@@ -1076,7 +1053,7 @@
           </w:tblCellMar>
         </w:tblPrEx>
         <w:trPr>
-          <w:trHeight w:val="702" w:hRule="atLeast"/>
+          <w:trHeight w:val="482" w:hRule="exact"/>
         </w:trPr>
         <w:tc>
           <w:tcPr>
@@ -1309,7 +1286,7 @@
           </w:tblCellMar>
         </w:tblPrEx>
         <w:trPr>
-          <w:trHeight w:val="702" w:hRule="atLeast"/>
+          <w:trHeight w:val="482" w:hRule="exact"/>
         </w:trPr>
         <w:tc>
           <w:tcPr>
@@ -1542,7 +1519,7 @@
           </w:tblCellMar>
         </w:tblPrEx>
         <w:trPr>
-          <w:trHeight w:val="702" w:hRule="atLeast"/>
+          <w:trHeight w:val="482" w:hRule="exact"/>
         </w:trPr>
         <w:tc>
           <w:tcPr>
@@ -1775,7 +1752,7 @@
           </w:tblCellMar>
         </w:tblPrEx>
         <w:trPr>
-          <w:trHeight w:val="702" w:hRule="atLeast"/>
+          <w:trHeight w:val="482" w:hRule="exact"/>
         </w:trPr>
         <w:tc>
           <w:tcPr>
@@ -1992,6 +1969,7 @@
     </w:tbl>
     <w:p>
       <w:pPr>
+        <w:spacing w:before="20" w:after="20"/>
         <w:rPr>
           <w:rFonts w:hint="eastAsia"/>
           <w:sz w:val="18"/>
@@ -2011,6 +1989,7 @@
     </w:p>
     <w:p>
       <w:pPr>
+        <w:spacing w:before="20" w:after="20"/>
         <w:rPr>
           <w:rFonts w:hint="eastAsia"/>
           <w:lang w:val="en-US" w:eastAsia="ja-JP"/>
@@ -2035,14 +2014,7 @@
     </w:p>
     <w:p>
       <w:pPr>
-        <w:rPr>
-          <w:rFonts w:hint="eastAsia"/>
-          <w:lang w:val="en-US" w:eastAsia="ja-JP"/>
-        </w:rPr>
-      </w:pPr>
-    </w:p>
-    <w:p>
-      <w:pPr>
+        <w:spacing w:before="20" w:after="20"/>
         <w:rPr>
           <w:rFonts w:hint="eastAsia"/>
           <w:lang w:val="en-US" w:eastAsia="ja-JP"/>
@@ -2058,6 +2030,7 @@
     </w:p>
     <w:p>
       <w:pPr>
+        <w:spacing w:before="20" w:after="20"/>
         <w:rPr>
           <w:rFonts w:hint="eastAsia"/>
           <w:lang w:val="en-US" w:eastAsia="ja-JP"/>
@@ -2073,6 +2046,7 @@
     </w:p>
     <w:p>
       <w:pPr>
+        <w:spacing w:before="20" w:after="20"/>
         <w:rPr>
           <w:rFonts w:hint="eastAsia"/>
           <w:lang w:val="en-US" w:eastAsia="ja-JP"/>
@@ -2088,14 +2062,7 @@
     </w:p>
     <w:p>
       <w:pPr>
-        <w:rPr>
-          <w:rFonts w:hint="eastAsia"/>
-          <w:lang w:val="en-US" w:eastAsia="ja-JP"/>
-        </w:rPr>
-      </w:pPr>
-    </w:p>
-    <w:p>
-      <w:pPr>
+        <w:spacing w:before="20" w:after="20"/>
         <w:rPr>
           <w:rFonts w:hint="eastAsia"/>
           <w:lang w:val="en-US" w:eastAsia="ja-JP"/>
@@ -2111,30 +2078,7 @@
     </w:p>
     <w:p>
       <w:pPr>
-        <w:rPr>
-          <w:rFonts w:hint="eastAsia"/>
-          <w:lang w:val="en-US" w:eastAsia="ja-JP"/>
-        </w:rPr>
-      </w:pPr>
-    </w:p>
-    <w:p>
-      <w:pPr>
-        <w:rPr>
-          <w:rFonts w:hint="eastAsia"/>
-          <w:lang w:val="en-US" w:eastAsia="ja-JP"/>
-        </w:rPr>
-      </w:pPr>
-    </w:p>
-    <w:p>
-      <w:pPr>
-        <w:rPr>
-          <w:rFonts w:hint="eastAsia"/>
-          <w:lang w:val="en-US" w:eastAsia="ja-JP"/>
-        </w:rPr>
-      </w:pPr>
-    </w:p>
-    <w:p>
-      <w:pPr>
+        <w:spacing w:before="20" w:after="20"/>
         <w:rPr>
           <w:rFonts w:hint="eastAsia"/>
           <w:u w:val="single"/>
@@ -2191,7 +2135,7 @@
     </w:p>
     <w:sectPr>
       <w:pgSz w:w="11906" w:h="16838"/>
-      <w:pgMar w:top="720" w:right="720" w:bottom="720" w:left="720" w:header="851" w:footer="992" w:gutter="0"/>
+      <w:pgMar w:top="510" w:right="737" w:bottom="340" w:left="737" w:header="851" w:footer="992" w:gutter="0"/>
       <w:cols w:space="425" w:num="1"/>
       <w:docGrid w:type="lines" w:linePitch="312" w:charSpace="0"/>
     </w:sectPr>
